--- a/Business/Faleth Capital/The Unit Framework.docx
+++ b/Business/Faleth Capital/The Unit Framework.docx
@@ -937,7 +937,7 @@
         <w:pStyle w:val="FirstParagraph"/>
       </w:pPr>
       <w:r>
-        <w:t xml:space="preserve">This structure exists to make the system feel fair and controllable at every level. At the subsidiary layer, Leads negotiate on behalf of their teams to ensure each unit's share of the pie reflects the actual difficulty and value of their step. At the unit layer, participants set their own internal point values to reflect the actual work they do. Nobody three units away is deciding what your labor is worth. The people closest to the work govern the work — at both levels.</w:t>
+        <w:t xml:space="preserve">This structure exists to make the system feel fair and controllable at every level. At the subsidiary layer, Leads negotiate on behalf of their teams using the same point system, simply applied a level higher, to ensure each unit's share of the pie reflects the actual difficulty and value of their step. At the unit layer, participants set their own internal point values to reflect the actual work they do. Nobody three units away is deciding what your labor is worth. The people closest to the work govern the work — at both levels.</w:t>
       </w:r>
     </w:p>
     <w:p>
